--- a/cv/Charles_Forsyth_Resume.docx
+++ b/cv/Charles_Forsyth_Resume.docx
@@ -87,7 +87,7 @@
           <w:i w:val="0"/>
           <w:sz w:val="19"/>
         </w:rPr>
-        <w:t>Research computing and AI executive with 30+ years from Navy radar to HPC to generative AI. Director of Research Computing at UC Riverside, serving about 1,000 researchers in 22 colleges and schools. Led UCR's first-of-its-kind Google Cloud research partnership, Co-PI on a $498K NSF storage award, past Chair of the UC Research IT Committee. I build the AI platforms myself, with a team of AI agents.</w:t>
+        <w:t>Research computing and AI executive with 30+ years from Navy radar to HPC to generative AI. Director of Research Computing at UC Riverside, serving about 1,000 researchers in 22 colleges and schools. Led UCR's first-of-its-kind Google Cloud research partnership, Co-PI on a $498K NSF storage award, past Chair of the UC Research IT Committee. Building with AI since GPT-2 (2020); I build the AI platforms myself, with a team of AI agents.</w:t>
       </w:r>
     </w:p>
     <w:p>

--- a/cv/Charles_Forsyth_Resume.docx
+++ b/cv/Charles_Forsyth_Resume.docx
@@ -87,7 +87,7 @@
           <w:i w:val="0"/>
           <w:sz w:val="19"/>
         </w:rPr>
-        <w:t>Research computing and AI executive with 30+ years from Navy radar to HPC to generative AI. Director of Research Computing at UC Riverside, serving about 1,000 researchers in 22 colleges and schools. Led UCR's first-of-its-kind Google Cloud research partnership, Co-PI on a $498K NSF storage award, past Chair of the UC Research IT Committee. Building with AI since GPT-2 (2020); I build the AI platforms myself, with a team of AI agents.</w:t>
+        <w:t>Research computing and AI executive with 30+ years from Navy radar to HPC to generative AI. Director of Research Computing at UC Riverside, leading a matrix team of about 20 that serves about 1,000 researchers in 22 colleges and schools. Led UCR's first-of-its-kind Google Cloud research partnership, Co-PI on a $498K NSF storage award, past Chair of the UC Research IT Committee. Building with AI since GPT-2 (2020); I build the AI platforms myself, with a team of AI agents.</w:t>
       </w:r>
     </w:p>
     <w:p>
@@ -178,13 +178,13 @@
           <w:b/>
           <w:sz w:val="18"/>
         </w:rPr>
-        <w:t xml:space="preserve">Systemwide leadership: </w:t>
+        <w:t xml:space="preserve">Campus and systemwide leadership: </w:t>
       </w:r>
       <w:r>
         <w:rPr>
           <w:sz w:val="18"/>
         </w:rPr>
-        <w:t>Chair of the UC Research IT Committee (2022-2024) after a year as Vice Chair, uniting research IT leaders from every UC campus.</w:t>
+        <w:t>founded and lead UCR Research IT Leaders; Research Advisory Board and Academic Senate research committee; Chair of the UC Research IT Committee (2022-2024), uniting research IT leaders from every UC campus.</w:t>
       </w:r>
     </w:p>
     <w:p>
@@ -251,7 +251,20 @@
         <w:rPr>
           <w:sz w:val="18"/>
         </w:rPr>
-        <w:t>Lead research computing strategy, services and AI for about 1,000 researchers: research cloud (170+ projects), HPC, storage, security and AI.</w:t>
+        <w:t>Lead research computing for about 1,000 researchers through a matrix team of about 20 (direct reports, the ITS systems team and campus research IT staff on dotted lines).</w:t>
+      </w:r>
+    </w:p>
+    <w:p>
+      <w:pPr>
+        <w:pStyle w:val="ListBullet"/>
+        <w:spacing w:before="0" w:after="10"/>
+        <w:ind w:left="317" w:hanging="230"/>
+      </w:pPr>
+      <w:r>
+        <w:rPr>
+          <w:sz w:val="18"/>
+        </w:rPr>
+        <w:t>Founded and lead UCR Research IT Leaders; Research Advisory Board; Academic Senate research committee; official UCR PI status (2024).</w:t>
       </w:r>
     </w:p>
     <w:p>

--- a/cv/Charles_Forsyth_Resume.docx
+++ b/cv/Charles_Forsyth_Resume.docx
@@ -440,7 +440,7 @@
           <w:color w:val="444444"/>
           <w:sz w:val="19"/>
         </w:rPr>
-        <w:t>University of California, Riverside</w:t>
+        <w:t>UC Riverside, High Performance Computing Center (HPCC)</w:t>
       </w:r>
     </w:p>
     <w:p>
@@ -453,7 +453,7 @@
         <w:rPr>
           <w:sz w:val="18"/>
         </w:rPr>
-        <w:t>Campus HPC systems and AWS clusters; XSEDE Campus Champion; taught Linux, HPC and Python.</w:t>
+        <w:t>Rebuilt the HPCC cluster and its server room, power and cooling; Ansible and PXE provisioning; AWS clusters; XSEDE Campus Champion.</w:t>
       </w:r>
     </w:p>
     <w:p>

--- a/cv/Charles_Forsyth_Resume.docx
+++ b/cv/Charles_Forsyth_Resume.docx
@@ -453,7 +453,7 @@
         <w:rPr>
           <w:sz w:val="18"/>
         </w:rPr>
-        <w:t>Rebuilt the HPCC cluster and its server room, power and cooling; Ansible and PXE provisioning; AWS clusters; XSEDE Campus Champion.</w:t>
+        <w:t>Rebuilt the HPCC cluster and its server room, power and cooling; Ansible and PXE provisioning; taught 19 HPCC workshops; XSEDE Campus Champion.</w:t>
       </w:r>
     </w:p>
     <w:p>

--- a/cv/Charles_Forsyth_Resume.docx
+++ b/cv/Charles_Forsyth_Resume.docx
@@ -453,7 +453,7 @@
         <w:rPr>
           <w:sz w:val="18"/>
         </w:rPr>
-        <w:t>Rebuilt the HPCC cluster and its server room, power and cooling; Ansible and PXE provisioning; taught 19 HPCC workshops; XSEDE Campus Champion.</w:t>
+        <w:t>Rebuilt the HPCC cluster and its server room, power and cooling; Ansible and PXE provisioning; built the HPCC Cloud Service (on-demand AWS clusters); taught 19 HPCC workshops.</w:t>
       </w:r>
     </w:p>
     <w:p>
